--- a/output/docx/es/BUFRCREX_CodeFlag_es_13.docx
+++ b/output/docx/es/BUFRCREX_CodeFlag_es_13.docx
@@ -1285,7 +1285,7 @@
                 <w:b w:val="0"/>
                 <w:sz w:val="16"/>
               </w:rPr>
-              <w:t>Note 56: Las secuencias 3 09 021, 3 09 022 y 3 09 023 no deberían utilizarse porque están obsoletas. En su lugar deberían utilizarse las secuencias 3 09 024, 3 09 025 y 3 09 026 respectivamente.</w:t>
+              <w:t>Note CF56: Las aguas interiores comprenden ríos, lagos, humedales y pantanos.</w:t>
             </w:r>
           </w:p>
         </w:tc>
